--- a/Lab1/Lab1_CS.docx
+++ b/Lab1/Lab1_CS.docx
@@ -26326,6 +26326,9 @@
         <w:t>work</w:t>
       </w:r>
       <w:proofErr w:type="spellEnd"/>
+      <w:r>
+        <w:t>:</w:t>
+      </w:r>
       <w:r>
         <w:t xml:space="preserve"> </w:t>
       </w:r>
